--- a/Video game overview.docx
+++ b/Video game overview.docx
@@ -3,33 +3,105 @@
 <w:document xmlns:wpc="http://schemas.microsoft.com/office/word/2010/wordprocessingCanvas" xmlns:cx="http://schemas.microsoft.com/office/drawing/2014/chartex" xmlns:cx1="http://schemas.microsoft.com/office/drawing/2015/9/8/chartex" xmlns:cx2="http://schemas.microsoft.com/office/drawing/2015/10/21/chartex" xmlns:cx3="http://schemas.microsoft.com/office/drawing/2016/5/9/chartex" xmlns:cx4="http://schemas.microsoft.com/office/drawing/2016/5/10/chartex" xmlns:cx5="http://schemas.microsoft.com/office/drawing/2016/5/11/chartex" xmlns:cx6="http://schemas.microsoft.com/office/drawing/2016/5/12/chartex" xmlns:cx7="http://schemas.microsoft.com/office/drawing/2016/5/13/chartex" xmlns:cx8="http://schemas.microsoft.com/office/drawing/2016/5/14/chartex" xmlns:mc="http://schemas.openxmlformats.org/markup-compatibility/2006" xmlns:aink="http://schemas.microsoft.com/office/drawing/2016/ink" xmlns:am3d="http://schemas.microsoft.com/office/drawing/2017/model3d" xmlns:o="urn:schemas-microsoft-com:office:office" xmlns:oel="http://schemas.microsoft.com/office/2019/extlst" xmlns:r="http://schemas.openxmlformats.org/officeDocument/2006/relationships" xmlns:m="http://schemas.openxmlformats.org/officeDocument/2006/math" xmlns:v="urn:schemas-microsoft-com:vml" xmlns:wp14="http://schemas.microsoft.com/office/word/2010/wordprocessingDrawing" xmlns:wp="http://schemas.openxmlformats.org/drawingml/2006/wordprocessingDrawing" xmlns:w10="urn:schemas-microsoft-com:office:word" xmlns:w="http://schemas.openxmlformats.org/wordprocessingml/2006/main" xmlns:w14="http://schemas.microsoft.com/office/word/2010/wordml" xmlns:w15="http://schemas.microsoft.com/office/word/2012/wordml" xmlns:w16cex="http://schemas.microsoft.com/office/word/2018/wordml/cex" xmlns:w16cid="http://schemas.microsoft.com/office/word/2016/wordml/cid" xmlns:w16="http://schemas.microsoft.com/office/word/2018/wordml" xmlns:w16du="http://schemas.microsoft.com/office/word/2023/wordml/word16du" xmlns:w16sdtdh="http://schemas.microsoft.com/office/word/2020/wordml/sdtdatahash" xmlns:w16sdtfl="http://schemas.microsoft.com/office/word/2024/wordml/sdtformatlock" xmlns:w16se="http://schemas.microsoft.com/office/word/2015/wordml/symex" xmlns:wpg="http://schemas.microsoft.com/office/word/2010/wordprocessingGroup" xmlns:wpi="http://schemas.microsoft.com/office/word/2010/wordprocessingInk" xmlns:wne="http://schemas.microsoft.com/office/word/2006/wordml" xmlns:wps="http://schemas.microsoft.com/office/word/2010/wordprocessingShape" mc:Ignorable="w14 w15 w16se w16cid w16 w16cex w16sdtdh w16sdtfl w16du wp14">
   <w:body>
     <w:p>
+      <w:r>
+        <w:t xml:space="preserve"> </w:t>
+      </w:r>
+      <w:r>
+        <w:tab/>
+      </w:r>
+      <w:r>
+        <w:tab/>
+      </w:r>
+      <w:r>
+        <w:tab/>
+      </w:r>
+      <w:r>
+        <w:tab/>
+      </w:r>
+      <w:r>
+        <w:tab/>
+        <w:t xml:space="preserve">Video game overview </w:t>
+      </w:r>
+    </w:p>
+    <w:p/>
+    <w:p>
       <w:pPr>
         <w:rPr>
-          <w:sz w:val="40"/>
-          <w:szCs w:val="40"/>
+          <w:b/>
+          <w:bCs/>
         </w:rPr>
       </w:pPr>
       <w:r>
-        <w:t xml:space="preserve"> </w:t>
-      </w:r>
-      <w:r>
-        <w:tab/>
-      </w:r>
-      <w:r>
-        <w:tab/>
-      </w:r>
-      <w:r>
-        <w:tab/>
-      </w:r>
-      <w:r>
-        <w:tab/>
-      </w:r>
-      <w:r>
-        <w:rPr>
-          <w:sz w:val="40"/>
-          <w:szCs w:val="40"/>
-        </w:rPr>
-        <w:t xml:space="preserve">Video game overview </w:t>
+        <w:rPr>
+          <w:b/>
+          <w:bCs/>
+        </w:rPr>
+        <w:t>Elevator pitch</w:t>
+      </w:r>
+    </w:p>
+    <w:p>
+      <w:r>
+        <w:t>Crystal Saga is a 2d platformer game where you collect crystals while platforming to the end of the level</w:t>
+      </w:r>
+    </w:p>
+    <w:p>
+      <w:pPr>
+        <w:rPr>
+          <w:b/>
+          <w:bCs/>
+        </w:rPr>
+      </w:pPr>
+      <w:r>
+        <w:rPr>
+          <w:b/>
+          <w:bCs/>
+        </w:rPr>
+        <w:t>Design Pillars</w:t>
+      </w:r>
+    </w:p>
+    <w:p>
+      <w:r>
+        <w:t>It is a puzzle/platformer 2d game</w:t>
+      </w:r>
+    </w:p>
+    <w:p>
+      <w:pPr>
+        <w:rPr>
+          <w:b/>
+          <w:bCs/>
+        </w:rPr>
+      </w:pPr>
+      <w:r>
+        <w:rPr>
+          <w:b/>
+          <w:bCs/>
+        </w:rPr>
+        <w:t>Inspirations</w:t>
+      </w:r>
+    </w:p>
+    <w:p>
+      <w:r>
+        <w:t>Super Mario Bros Hollow Knight and Final Fantasy</w:t>
+      </w:r>
+    </w:p>
+    <w:p>
+      <w:pPr>
+        <w:rPr>
+          <w:b/>
+          <w:bCs/>
+        </w:rPr>
+      </w:pPr>
+      <w:r>
+        <w:rPr>
+          <w:b/>
+          <w:bCs/>
+        </w:rPr>
+        <w:t xml:space="preserve"> Old Gameplay Idea</w:t>
+      </w:r>
+    </w:p>
+    <w:p>
+      <w:r>
+        <w:t>Similar to Mario your platformer from obstacle to obstacle and dodge enemies. The currency is these crystals that you collect and fills up a bar then you can use that energy built up such as being able to walk on the air for 1 second to get across holes that could not be cross otherwise.</w:t>
       </w:r>
     </w:p>
     <w:p/>
@@ -45,19 +117,7 @@
           <w:b/>
           <w:bCs/>
         </w:rPr>
-        <w:t>Elevator</w:t>
-      </w:r>
-      <w:r>
-        <w:rPr>
-          <w:b/>
-          <w:bCs/>
-        </w:rPr>
-        <w:t xml:space="preserve"> pitch</w:t>
-      </w:r>
-    </w:p>
-    <w:p>
-      <w:r>
-        <w:t>Crystal Saga is a 2d platformer game where each level changes your ability which revolves around a crystal.</w:t>
+        <w:t>NEW GAMEPLAY IMPLEMENTED</w:t>
       </w:r>
     </w:p>
     <w:p>
@@ -67,17 +127,10 @@
           <w:bCs/>
         </w:rPr>
       </w:pPr>
-      <w:r>
-        <w:rPr>
-          <w:b/>
-          <w:bCs/>
-        </w:rPr>
-        <w:t>Design Pillars</w:t>
-      </w:r>
-    </w:p>
-    <w:p>
-      <w:r>
-        <w:t>It is a puzzle/platformer 2d game</w:t>
+    </w:p>
+    <w:p>
+      <w:r>
+        <w:t>I simple 2d platformer where you jump across platforms while collecting crystals to get to the finish line and complete it</w:t>
       </w:r>
     </w:p>
     <w:p>
@@ -92,12 +145,12 @@
           <w:b/>
           <w:bCs/>
         </w:rPr>
-        <w:t>Inspirations</w:t>
-      </w:r>
-    </w:p>
-    <w:p>
-      <w:r>
-        <w:t>Super Mario Bros Hollow Knight and Final Fantasy</w:t>
+        <w:t>Art</w:t>
+      </w:r>
+    </w:p>
+    <w:p>
+      <w:r>
+        <w:t xml:space="preserve">Simple 16 bit pixel art </w:t>
       </w:r>
     </w:p>
     <w:p>
@@ -112,126 +165,105 @@
           <w:b/>
           <w:bCs/>
         </w:rPr>
-        <w:t xml:space="preserve">Gameplay </w:t>
-      </w:r>
-    </w:p>
-    <w:p>
-      <w:r>
-        <w:t>Similar to Mario your platformer from obstacle to obstacle and dodge enemies. The currency is these crystals that you collect and fills up a bar then you can use that energy built up such as being able to walk on the air for 1 second to get across holes that could not be cross otherwise.</w:t>
-      </w:r>
-    </w:p>
+        <w:t>Development phases</w:t>
+      </w:r>
+    </w:p>
+    <w:p/>
+    <w:p>
+      <w:r>
+        <w:rPr>
+          <w:b/>
+          <w:bCs/>
+        </w:rPr>
+        <w:t>Milestone 1:</w:t>
+      </w:r>
+      <w:r>
+        <w:t xml:space="preserve"> make this document- hit</w:t>
+      </w:r>
+    </w:p>
+    <w:p>
+      <w:r>
+        <w:rPr>
+          <w:b/>
+          <w:bCs/>
+        </w:rPr>
+        <w:t>Week 4 milestone</w:t>
+      </w:r>
+      <w:r>
+        <w:t xml:space="preserve"> make a main menu- hit</w:t>
+      </w:r>
+    </w:p>
+    <w:p>
+      <w:r>
+        <w:rPr>
+          <w:b/>
+          <w:bCs/>
+        </w:rPr>
+        <w:t>Milestone 2:</w:t>
+      </w:r>
+      <w:r>
+        <w:t xml:space="preserve"> make a working level - hit</w:t>
+      </w:r>
+    </w:p>
+    <w:p>
+      <w:r>
+        <w:rPr>
+          <w:b/>
+          <w:bCs/>
+        </w:rPr>
+        <w:t>Milestone 3:</w:t>
+      </w:r>
+      <w:r>
+        <w:t xml:space="preserve"> Make a 3-level game - hit</w:t>
+      </w:r>
+    </w:p>
+    <w:p>
+      <w:r>
+        <w:rPr>
+          <w:b/>
+          <w:bCs/>
+        </w:rPr>
+        <w:t>Milestone 4:</w:t>
+      </w:r>
+      <w:r>
+        <w:t xml:space="preserve"> get rid of bugs have a peer test it then fix any issues - hit</w:t>
+      </w:r>
+    </w:p>
+    <w:p>
+      <w:r>
+        <w:rPr>
+          <w:b/>
+          <w:bCs/>
+        </w:rPr>
+        <w:lastRenderedPageBreak/>
+        <w:t>Milestone 5:</w:t>
+      </w:r>
+      <w:r>
+        <w:t xml:space="preserve"> If time permits expand the levels and story - hit</w:t>
+      </w:r>
+    </w:p>
+    <w:p/>
     <w:p>
       <w:pPr>
         <w:rPr>
-          <w:b/>
           <w:bCs/>
         </w:rPr>
       </w:pPr>
       <w:r>
         <w:rPr>
           <w:b/>
-          <w:bCs/>
-        </w:rPr>
-        <w:t>Art</w:t>
-      </w:r>
-    </w:p>
-    <w:p>
-      <w:r>
-        <w:t xml:space="preserve">Simple </w:t>
-      </w:r>
-      <w:proofErr w:type="gramStart"/>
-      <w:r>
-        <w:t>16 bit</w:t>
-      </w:r>
-      <w:proofErr w:type="gramEnd"/>
-      <w:r>
-        <w:t xml:space="preserve"> pixel art </w:t>
-      </w:r>
-    </w:p>
-    <w:p>
-      <w:pPr>
-        <w:rPr>
-          <w:b/>
-          <w:bCs/>
-        </w:rPr>
-      </w:pPr>
-      <w:r>
-        <w:rPr>
-          <w:b/>
-          <w:bCs/>
-        </w:rPr>
-        <w:t>Development phases</w:t>
+        </w:rPr>
+        <w:t xml:space="preserve">New updates: </w:t>
+      </w:r>
+      <w:r>
+        <w:rPr>
+          <w:bCs/>
+        </w:rPr>
+        <w:t>I added a bit more animations and overall just polished it as much as I could it is a complete functional game now</w:t>
       </w:r>
     </w:p>
     <w:p/>
-    <w:p>
-      <w:r>
-        <w:rPr>
-          <w:b/>
-          <w:bCs/>
-        </w:rPr>
-        <w:t>Milestone 1:</w:t>
-      </w:r>
-      <w:r>
-        <w:t xml:space="preserve"> make this document </w:t>
-      </w:r>
-    </w:p>
-    <w:p>
-      <w:r>
-        <w:rPr>
-          <w:b/>
-          <w:bCs/>
-        </w:rPr>
-        <w:t>Milestone 2:</w:t>
-      </w:r>
-      <w:r>
-        <w:t xml:space="preserve"> make a working level</w:t>
-      </w:r>
-    </w:p>
-    <w:p>
-      <w:r>
-        <w:rPr>
-          <w:b/>
-          <w:bCs/>
-        </w:rPr>
-        <w:t>Milestone 3:</w:t>
-      </w:r>
-      <w:r>
-        <w:t xml:space="preserve"> Make a 3-level game</w:t>
-      </w:r>
-    </w:p>
-    <w:p>
-      <w:r>
-        <w:rPr>
-          <w:b/>
-          <w:bCs/>
-        </w:rPr>
-        <w:t>Milestone 4:</w:t>
-      </w:r>
-      <w:r>
-        <w:t xml:space="preserve"> get rid of bugs have a peer test it then </w:t>
-      </w:r>
-      <w:proofErr w:type="gramStart"/>
-      <w:r>
-        <w:t>fix</w:t>
-      </w:r>
-      <w:proofErr w:type="gramEnd"/>
-      <w:r>
-        <w:t xml:space="preserve"> any issues</w:t>
-      </w:r>
-    </w:p>
-    <w:p>
-      <w:r>
-        <w:rPr>
-          <w:b/>
-          <w:bCs/>
-        </w:rPr>
-        <w:t>Milestone 5:</w:t>
-      </w:r>
-      <w:r>
-        <w:t xml:space="preserve"> If time permits expand the levels and story</w:t>
-      </w:r>
-    </w:p>
+    <w:p/>
     <w:sectPr>
       <w:pgSz w:w="12240" w:h="15840"/>
       <w:pgMar w:top="1440" w:right="1440" w:bottom="1440" w:left="1440" w:header="720" w:footer="720" w:gutter="0"/>
@@ -845,7 +877,6 @@
   <w:style w:type="character" w:default="1" w:styleId="DefaultParagraphFont">
     <w:name w:val="Default Paragraph Font"/>
     <w:uiPriority w:val="1"/>
-    <w:semiHidden/>
     <w:unhideWhenUsed/>
   </w:style>
   <w:style w:type="table" w:default="1" w:styleId="TableNormal">
